--- a/dist/exports/kcet-motion-in-a-straight-line_revision_notes.docx
+++ b/dist/exports/kcet-motion-in-a-straight-line_revision_notes.docx
@@ -164,10 +164,10 @@
             <w:r>
               <w:rPr>
                 <w:b/>
-                <w:color w:val="2B6CB0"/>
+                <w:color w:val="718096"/>
                 <w:sz w:val="19"/>
               </w:rPr>
-              <w:t>High</w:t>
+              <w:t>Moderate</w:t>
             </w:r>
           </w:p>
         </w:tc>
@@ -189,7 +189,7 @@
                 <w:color w:val="2D3748"/>
                 <w:sz w:val="19"/>
               </w:rPr>
-              <w:t>Kcet Motion In A Straight Line - Core Application</w:t>
+              <w:t>Velocity-Time &amp; Position-Time Graphs</w:t>
             </w:r>
           </w:p>
         </w:tc>
@@ -209,7 +209,7 @@
               <w:rPr>
                 <w:sz w:val="19"/>
               </w:rPr>
-              <w:t>11 PYQs</w:t>
+              <w:t>7 PYQs</w:t>
             </w:r>
           </w:p>
         </w:tc>
@@ -230,7 +230,94 @@
                 <w:color w:val="718096"/>
                 <w:sz w:val="19"/>
               </w:rPr>
-              <w:t>General Concept</w:t>
+              <w:t>Graphical Analysis</w:t>
+            </w:r>
+          </w:p>
+        </w:tc>
+      </w:tr>
+      <w:tr>
+        <w:tc>
+          <w:tcPr>
+            <w:tcW w:type="dxa" w:w="2160"/>
+            <w:shd w:fill="FFFFFF"/>
+            <w:tcMar>
+              <w:top w:w="80" w:type="dxa"/>
+              <w:bottom w:w="80" w:type="dxa"/>
+              <w:left w:w="150" w:type="dxa"/>
+              <w:right w:w="150" w:type="dxa"/>
+            </w:tcMar>
+          </w:tcPr>
+          <w:p>
+            <w:r>
+              <w:rPr>
+                <w:b/>
+                <w:color w:val="718096"/>
+                <w:sz w:val="19"/>
+              </w:rPr>
+              <w:t>Moderate</w:t>
+            </w:r>
+          </w:p>
+        </w:tc>
+        <w:tc>
+          <w:tcPr>
+            <w:tcW w:type="dxa" w:w="4320"/>
+            <w:shd w:fill="FFFFFF"/>
+            <w:tcMar>
+              <w:top w:w="80" w:type="dxa"/>
+              <w:bottom w:w="80" w:type="dxa"/>
+              <w:left w:w="150" w:type="dxa"/>
+              <w:right w:w="150" w:type="dxa"/>
+            </w:tcMar>
+          </w:tcPr>
+          <w:p>
+            <w:r>
+              <w:rPr>
+                <w:b/>
+                <w:color w:val="2D3748"/>
+                <w:sz w:val="19"/>
+              </w:rPr>
+              <w:t>Kinematic Equations &amp; Free Fall</w:t>
+            </w:r>
+          </w:p>
+        </w:tc>
+        <w:tc>
+          <w:tcPr>
+            <w:tcW w:type="dxa" w:w="1728"/>
+            <w:shd w:fill="FFFFFF"/>
+            <w:tcMar>
+              <w:top w:w="80" w:type="dxa"/>
+              <w:bottom w:w="80" w:type="dxa"/>
+              <w:left w:w="150" w:type="dxa"/>
+              <w:right w:w="150" w:type="dxa"/>
+            </w:tcMar>
+          </w:tcPr>
+          <w:p>
+            <w:r>
+              <w:rPr>
+                <w:sz w:val="19"/>
+              </w:rPr>
+              <w:t>4 PYQs</w:t>
+            </w:r>
+          </w:p>
+        </w:tc>
+        <w:tc>
+          <w:tcPr>
+            <w:tcW w:type="dxa" w:w="1872"/>
+            <w:shd w:fill="FFFFFF"/>
+            <w:tcMar>
+              <w:top w:w="80" w:type="dxa"/>
+              <w:bottom w:w="80" w:type="dxa"/>
+              <w:left w:w="150" w:type="dxa"/>
+              <w:right w:w="150" w:type="dxa"/>
+            </w:tcMar>
+          </w:tcPr>
+          <w:p>
+            <w:r>
+              <w:rPr>
+                <w:color w:val="718096"/>
+                <w:sz w:val="19"/>
+              </w:rPr>
+              <w:t>Kinematics</w:t>
             </w:r>
           </w:p>
         </w:tc>
@@ -311,6 +398,98 @@
           </w:p>
         </w:tc>
       </w:tr>
+      <w:tr>
+        <w:tc>
+          <w:tcPr>
+            <w:tcW w:type="dxa" w:w="3600"/>
+            <w:shd w:fill="F7FAFC"/>
+            <w:tcMar>
+              <w:top w:w="100" w:type="dxa"/>
+              <w:bottom w:w="100" w:type="dxa"/>
+              <w:left w:w="150" w:type="dxa"/>
+              <w:right w:w="150" w:type="dxa"/>
+            </w:tcMar>
+          </w:tcPr>
+          <w:p>
+            <w:r>
+              <w:rPr>
+                <w:b/>
+                <w:color w:val="1A365D"/>
+                <w:sz w:val="19"/>
+              </w:rPr>
+              <w:t>Velocity-Time &amp; Position-Time Graphs</w:t>
+            </w:r>
+          </w:p>
+        </w:tc>
+        <w:tc>
+          <w:tcPr>
+            <w:tcW w:type="dxa" w:w="6480"/>
+            <w:shd w:fill="F7FAFC"/>
+            <w:tcMar>
+              <w:top w:w="100" w:type="dxa"/>
+              <w:bottom w:w="100" w:type="dxa"/>
+              <w:left w:w="150" w:type="dxa"/>
+              <w:right w:w="150" w:type="dxa"/>
+            </w:tcMar>
+          </w:tcPr>
+          <w:p>
+            <w:r>
+              <w:rPr>
+                <w:rFonts w:ascii="Cambria Math" w:hAnsi="Cambria Math"/>
+                <w:color w:val="2D3748"/>
+                <w:sz w:val="19"/>
+              </w:rPr>
+              <w:t>v = \frac{dx}{dt}, \quad a = \frac{dv}{dt} = v\frac{dv}{dx}, \quad \text{Displacement} = \int v\,dt</w:t>
+            </w:r>
+          </w:p>
+        </w:tc>
+      </w:tr>
+      <w:tr>
+        <w:tc>
+          <w:tcPr>
+            <w:tcW w:type="dxa" w:w="3600"/>
+            <w:shd w:fill="FFFFFF"/>
+            <w:tcMar>
+              <w:top w:w="100" w:type="dxa"/>
+              <w:bottom w:w="100" w:type="dxa"/>
+              <w:left w:w="150" w:type="dxa"/>
+              <w:right w:w="150" w:type="dxa"/>
+            </w:tcMar>
+          </w:tcPr>
+          <w:p>
+            <w:r>
+              <w:rPr>
+                <w:b/>
+                <w:color w:val="1A365D"/>
+                <w:sz w:val="19"/>
+              </w:rPr>
+              <w:t>Kinematic Equations &amp; Free Fall</w:t>
+            </w:r>
+          </w:p>
+        </w:tc>
+        <w:tc>
+          <w:tcPr>
+            <w:tcW w:type="dxa" w:w="6480"/>
+            <w:shd w:fill="FFFFFF"/>
+            <w:tcMar>
+              <w:top w:w="100" w:type="dxa"/>
+              <w:bottom w:w="100" w:type="dxa"/>
+              <w:left w:w="150" w:type="dxa"/>
+              <w:right w:w="150" w:type="dxa"/>
+            </w:tcMar>
+          </w:tcPr>
+          <w:p>
+            <w:r>
+              <w:rPr>
+                <w:rFonts w:ascii="Cambria Math" w:hAnsi="Cambria Math"/>
+                <w:color w:val="2D3748"/>
+                <w:sz w:val="19"/>
+              </w:rPr>
+              <w:t>v = u + at, \quad s = ut + \frac{1}{2}at^2, \quad v^2 = u^2 + 2as, \quad s_n = u + \frac{a}{2}(2n - 1)</w:t>
+            </w:r>
+          </w:p>
+        </w:tc>
+      </w:tr>
     </w:tbl>
     <w:p>
       <w:pPr>
@@ -338,7 +517,7 @@
           <w:color w:val="2B6CB0"/>
           <w:sz w:val="24"/>
         </w:rPr>
-        <w:t>3.1 Kcet Motion In A Straight Line - Core Application (High Yield — 11 PYQs)</w:t>
+        <w:t>3.1 Velocity-Time &amp; Position-Time Graphs (Moderate Yield — 7 PYQs)</w:t>
       </w:r>
     </w:p>
     <w:p>
@@ -353,7 +532,7 @@
         <w:rPr>
           <w:sz w:val="20"/>
         </w:rPr>
-        <w:t>Key problem pattern in Kcet Motion In A Straight Line.</w:t>
+        <w:t>Interpretation of motion curves: slope of x-t is velocity, slope of v-t is acceleration, area under v-t is displacement.</w:t>
       </w:r>
     </w:p>
     <w:tbl>
@@ -391,7 +570,7 @@
                 <w:color w:val="2D3748"/>
                 <w:sz w:val="19"/>
               </w:rPr>
-              <w:t>Watch for algebraic and sign errors.</w:t>
+              <w:t>Area under speed-time curve gives distance (always positive), while area under velocity-time curve gives displacement.</w:t>
             </w:r>
           </w:p>
         </w:tc>
@@ -432,7 +611,7 @@
                 <w:color w:val="2D3748"/>
                 <w:sz w:val="19"/>
               </w:rPr>
-              <w:t>Verify dimensions and boundary conditions.</w:t>
+              <w:t>When a is given as a function of x, use a = v(dv / dx) rather than (dv / dt).</w:t>
             </w:r>
           </w:p>
         </w:tc>
@@ -488,6 +667,187 @@
           <w:b/>
           <w:sz w:val="18"/>
         </w:rPr>
+        <w:t xml:space="preserve">[2025 Shift] Q#3 (MCQ): </w:t>
+      </w:r>
+      <w:r>
+        <w:rPr>
+          <w:sz w:val="18"/>
+        </w:rPr>
+        <w:t xml:space="preserve">"Two stones begin to fall from rest from the same height, with the second stone starting to fall ' Δ t ' seconds after the first falls..."  </w:t>
+      </w:r>
+      <w:r>
+        <w:rPr>
+          <w:b/>
+          <w:color w:val="2B6CB0"/>
+          <w:sz w:val="18"/>
+        </w:rPr>
+        <w:t>[Ans: N/A]</w:t>
+      </w:r>
+    </w:p>
+    <w:p>
+      <w:pPr>
+        <w:pStyle w:val="ListBullet"/>
+        <w:spacing w:after="40"/>
+      </w:pPr>
+      <w:r>
+        <w:rPr>
+          <w:b/>
+          <w:sz w:val="18"/>
+        </w:rPr>
+        <w:t xml:space="preserve">[2022 Shift] Q#1 (MCQ): </w:t>
+      </w:r>
+      <w:r>
+        <w:rPr>
+          <w:sz w:val="18"/>
+        </w:rPr>
+        <w:t xml:space="preserve">"The displacement x (in m ) of a particle of mass m (in kg ) moving in one dimension under the action of a force, is related to time ..."  </w:t>
+      </w:r>
+      <w:r>
+        <w:rPr>
+          <w:b/>
+          <w:color w:val="2B6CB0"/>
+          <w:sz w:val="18"/>
+        </w:rPr>
+        <w:t>[Ans: N/A]</w:t>
+      </w:r>
+    </w:p>
+    <w:p>
+      <w:pPr>
+        <w:spacing w:after="120"/>
+      </w:pPr>
+    </w:p>
+    <w:p>
+      <w:pPr>
+        <w:pStyle w:val="Heading2"/>
+      </w:pPr>
+      <w:r>
+        <w:rPr>
+          <w:color w:val="2B6CB0"/>
+          <w:sz w:val="24"/>
+        </w:rPr>
+        <w:t>3.2 Kinematic Equations &amp; Free Fall (Moderate Yield — 4 PYQs)</w:t>
+      </w:r>
+    </w:p>
+    <w:p>
+      <w:r>
+        <w:rPr>
+          <w:b/>
+          <w:sz w:val="20"/>
+        </w:rPr>
+        <w:t xml:space="preserve">Core Principle: </w:t>
+      </w:r>
+      <w:r>
+        <w:rPr>
+          <w:sz w:val="20"/>
+        </w:rPr>
+        <w:t>Uniformly accelerated rectilinear motion, vertical motion under gravity, and displacement in the nth second.</w:t>
+      </w:r>
+    </w:p>
+    <w:tbl>
+      <w:tblPr>
+        <w:tblW w:type="auto" w:w="0"/>
+        <w:jc w:val="center"/>
+        <w:tblLook w:firstColumn="1" w:firstRow="1" w:lastColumn="0" w:lastRow="0" w:noHBand="0" w:noVBand="1" w:val="04A0"/>
+      </w:tblPr>
+      <w:tblGrid>
+        <w:gridCol w:w="10080"/>
+      </w:tblGrid>
+      <w:tr>
+        <w:tc>
+          <w:tcPr>
+            <w:tcW w:type="dxa" w:w="10080"/>
+            <w:shd w:fill="FFF5F5"/>
+            <w:tcMar>
+              <w:top w:w="100" w:type="dxa"/>
+              <w:bottom w:w="100" w:type="dxa"/>
+              <w:left w:w="150" w:type="dxa"/>
+              <w:right w:w="150" w:type="dxa"/>
+            </w:tcMar>
+          </w:tcPr>
+          <w:p>
+            <w:r>
+              <w:rPr>
+                <w:b/>
+                <w:color w:val="C53030"/>
+                <w:sz w:val="19"/>
+              </w:rPr>
+              <w:t xml:space="preserve">⚠️ Common Trap / JEE Pitfall: </w:t>
+            </w:r>
+            <w:r>
+              <w:rPr>
+                <w:color w:val="2D3748"/>
+                <w:sz w:val="19"/>
+              </w:rPr>
+              <w:t>Assign a consistent sign convention (e.g. upward positive, downward negative) at the beginning of problem solving.</w:t>
+            </w:r>
+          </w:p>
+        </w:tc>
+      </w:tr>
+    </w:tbl>
+    <w:tbl>
+      <w:tblPr>
+        <w:tblW w:type="auto" w:w="0"/>
+        <w:jc w:val="center"/>
+        <w:tblLook w:firstColumn="1" w:firstRow="1" w:lastColumn="0" w:lastRow="0" w:noHBand="0" w:noVBand="1" w:val="04A0"/>
+      </w:tblPr>
+      <w:tblGrid>
+        <w:gridCol w:w="10080"/>
+      </w:tblGrid>
+      <w:tr>
+        <w:tc>
+          <w:tcPr>
+            <w:tcW w:type="dxa" w:w="10080"/>
+            <w:shd w:fill="F0FFF4"/>
+            <w:tcMar>
+              <w:top w:w="100" w:type="dxa"/>
+              <w:bottom w:w="100" w:type="dxa"/>
+              <w:left w:w="150" w:type="dxa"/>
+              <w:right w:w="150" w:type="dxa"/>
+            </w:tcMar>
+          </w:tcPr>
+          <w:p>
+            <w:r>
+              <w:rPr>
+                <w:b/>
+                <w:color w:val="276749"/>
+                <w:sz w:val="19"/>
+              </w:rPr>
+              <w:t xml:space="preserve">💡 Speed Hack / Trick: </w:t>
+            </w:r>
+            <w:r>
+              <w:rPr>
+                <w:color w:val="2D3748"/>
+                <w:sz w:val="19"/>
+              </w:rPr>
+              <w:t>Stopping distance d \propto u^2. For an object dropped from rest, distance ratio in successive seconds is 1 : 3 : 5 : 7 (Galileo's odd numbers).</w:t>
+            </w:r>
+          </w:p>
+        </w:tc>
+      </w:tr>
+    </w:tbl>
+    <w:p>
+      <w:pPr>
+        <w:spacing w:before="120" w:after="40"/>
+      </w:pPr>
+      <w:r>
+        <w:rPr>
+          <w:b/>
+          <w:color w:val="1A365D"/>
+          <w:sz w:val="19"/>
+        </w:rPr>
+        <w:t>Source PYQs testing this concept:</w:t>
+      </w:r>
+    </w:p>
+    <w:p>
+      <w:pPr>
+        <w:pStyle w:val="ListBullet"/>
+        <w:spacing w:after="40"/>
+      </w:pPr>
+      <w:r>
+        <w:rPr>
+          <w:b/>
+          <w:sz w:val="18"/>
+        </w:rPr>
         <w:t xml:space="preserve">[2026 Shift] Q#2 (MCQ): </w:t>
       </w:r>
       <w:r>
@@ -515,13 +875,40 @@
           <w:b/>
           <w:sz w:val="18"/>
         </w:rPr>
-        <w:t xml:space="preserve">[2025 Shift] Q#3 (MCQ): </w:t>
+        <w:t xml:space="preserve">[2023 Shift] Q#4 (MCQ): </w:t>
       </w:r>
       <w:r>
         <w:rPr>
           <w:sz w:val="18"/>
         </w:rPr>
-        <w:t xml:space="preserve">"Two stones begin to fall from rest from the same height, with the second stone starting to fall ' Δ t ' seconds after the first falls..."  </w:t>
+        <w:t xml:space="preserve">"A body is moving along a straight line with initial velocity v_(0) . Its acceleration a is constant. After t seconds, its velocity bec..."  </w:t>
+      </w:r>
+      <w:r>
+        <w:rPr>
+          <w:b/>
+          <w:color w:val="2B6CB0"/>
+          <w:sz w:val="18"/>
+        </w:rPr>
+        <w:t>[Ans: N/A]</w:t>
+      </w:r>
+    </w:p>
+    <w:p>
+      <w:pPr>
+        <w:pStyle w:val="ListBullet"/>
+        <w:spacing w:after="40"/>
+      </w:pPr>
+      <w:r>
+        <w:rPr>
+          <w:b/>
+          <w:sz w:val="18"/>
+        </w:rPr>
+        <w:t xml:space="preserve">[2020 Shift] Q#4 (MCQ): </w:t>
+      </w:r>
+      <w:r>
+        <w:rPr>
+          <w:sz w:val="18"/>
+        </w:rPr>
+        <w:t xml:space="preserve">"At a metro station, a girl walks up a stationary escalator in 20s . If she remains stationary on the escalator, then the escalator take he..."  </w:t>
       </w:r>
       <w:r>
         <w:rPr>
@@ -662,6 +1049,129 @@
               <w:t>Solution Analysis:</w:t>
               <w:br/>
               <w:t>The velocity is given as a function of position: v=x^2-5x+4 We need acceleration when the velocity is zero. First find the positions where v=0 : x^2-5x+4=0 Factorising, (x-1)(x-4)=0 So, x=1morx=4m Now, since velocity is given as a function of x , acceleration is not simply (dv / dx) . We use a=(dv / dt) Using chain rule, a=(dv / dx) · (dx / dt) But (dx / dt)=v So, a=v(dv / dx) Here, when the velocity is zero, v=0 Hence, a=0 · (dv / dx)=0 So the magnitude of acceleration is 0m/s^2 Correct option: C, Zero.</w:t>
+            </w:r>
+          </w:p>
+        </w:tc>
+      </w:tr>
+    </w:tbl>
+    <w:p>
+      <w:pPr>
+        <w:spacing w:after="120"/>
+      </w:pPr>
+    </w:p>
+    <w:p>
+      <w:pPr>
+        <w:spacing w:before="160" w:after="40"/>
+      </w:pPr>
+      <w:r>
+        <w:rPr>
+          <w:b/>
+          <w:color w:val="1A365D"/>
+          <w:sz w:val="22"/>
+        </w:rPr>
+        <w:t>Benchmark Problem 2: KCET 2026 (Q#2)</w:t>
+      </w:r>
+    </w:p>
+    <w:p>
+      <w:pPr>
+        <w:spacing w:after="80"/>
+      </w:pPr>
+      <w:r>
+        <w:rPr>
+          <w:sz w:val="20"/>
+        </w:rPr>
+        <w:t>A car covers the first half of the distance between two places at 40 km/h and another half at 50 km/h. The average speed of the car is</w:t>
+      </w:r>
+    </w:p>
+    <w:p>
+      <w:pPr>
+        <w:pStyle w:val="ListBullet"/>
+        <w:spacing w:after="20"/>
+      </w:pPr>
+      <w:r>
+        <w:rPr>
+          <w:sz w:val="19"/>
+        </w:rPr>
+        <w:t>(A) 45.00 km/h</w:t>
+      </w:r>
+    </w:p>
+    <w:p>
+      <w:pPr>
+        <w:pStyle w:val="ListBullet"/>
+        <w:spacing w:after="20"/>
+      </w:pPr>
+      <w:r>
+        <w:rPr>
+          <w:b/>
+          <w:color w:val="276749"/>
+          <w:sz w:val="19"/>
+        </w:rPr>
+        <w:t>(B) 44.44 km/h</w:t>
+      </w:r>
+    </w:p>
+    <w:p>
+      <w:pPr>
+        <w:pStyle w:val="ListBullet"/>
+        <w:spacing w:after="20"/>
+      </w:pPr>
+      <w:r>
+        <w:rPr>
+          <w:sz w:val="19"/>
+        </w:rPr>
+        <w:t>(C) 43.14 km/h</w:t>
+      </w:r>
+    </w:p>
+    <w:p>
+      <w:pPr>
+        <w:pStyle w:val="ListBullet"/>
+        <w:spacing w:after="20"/>
+      </w:pPr>
+      <w:r>
+        <w:rPr>
+          <w:sz w:val="19"/>
+        </w:rPr>
+        <w:t>(D) 42.04 km/h</w:t>
+      </w:r>
+    </w:p>
+    <w:tbl>
+      <w:tblPr>
+        <w:tblW w:type="auto" w:w="0"/>
+        <w:jc w:val="center"/>
+        <w:tblLook w:firstColumn="1" w:firstRow="1" w:lastColumn="0" w:lastRow="0" w:noHBand="0" w:noVBand="1" w:val="04A0"/>
+      </w:tblPr>
+      <w:tblGrid>
+        <w:gridCol w:w="10080"/>
+      </w:tblGrid>
+      <w:tr>
+        <w:tc>
+          <w:tcPr>
+            <w:tcW w:type="dxa" w:w="10080"/>
+            <w:shd w:fill="F7FAFC"/>
+            <w:tcMar>
+              <w:top w:w="100" w:type="dxa"/>
+              <w:bottom w:w="100" w:type="dxa"/>
+              <w:left w:w="150" w:type="dxa"/>
+              <w:right w:w="150" w:type="dxa"/>
+            </w:tcMar>
+          </w:tcPr>
+          <w:p>
+            <w:r>
+              <w:rPr>
+                <w:b/>
+                <w:color w:val="1A365D"/>
+                <w:sz w:val="19"/>
+              </w:rPr>
+              <w:t>Correct Answer: B</w:t>
+              <w:br/>
+            </w:r>
+            <w:r>
+              <w:rPr>
+                <w:color w:val="2D3748"/>
+                <w:sz w:val="18"/>
+              </w:rPr>
+              <w:t>Solution Analysis:</w:t>
+              <w:br/>
+              <w:t>For average speed, we use Average speed=(Total distance / Total time) Here, the car covers equal distances at two different speeds. Let the total distance be 2d km. So, first half distance =d km and second half distance =d km. Time taken for first half: (d / 40) Time taken for second half: (d / 50) Total time: (d / 40)+(d / 50) Now average speed: Average speed=(2d / (d / 40)+(d / 50)) Taking d common in the denominator: Average speed=(2d / d((1 / 40)+(1 / 50))) Cancel d : Average speed=(2 / (1 / 40)+(1 / 50)) Now, (1 / 40)+(1 / 50)=(50+40 / 2000)=(90 / 2000) So, Average speed=(2 / (90 / 2000))=(4000 / 90)=44.44km/h So, the correct option is Option B44.44km/h</w:t>
             </w:r>
           </w:p>
         </w:tc>

--- a/dist/exports/kcet-motion-in-a-straight-line_revision_notes.docx
+++ b/dist/exports/kcet-motion-in-a-straight-line_revision_notes.docx
@@ -13,7 +13,7 @@
           <w:color w:val="1A365D"/>
           <w:sz w:val="44"/>
         </w:rPr>
-        <w:t>JEE MAIN REVISION MASTER: MOTION IN A STRAIGHT LINE 2026 2 QUESTIONS 3.33% WEIGHTAGE ↑99.4%</w:t>
+        <w:t>JEE MAIN REVISION MASTER: MOTION IN A STRAIGHT LINE</w:t>
       </w:r>
     </w:p>
     <w:p>
@@ -667,13 +667,13 @@
           <w:b/>
           <w:sz w:val="18"/>
         </w:rPr>
-        <w:t xml:space="preserve">[2025 Shift] Q#3 (MCQ): </w:t>
+        <w:t xml:space="preserve">[2023 Shift] Q#4 (MCQ): </w:t>
       </w:r>
       <w:r>
         <w:rPr>
           <w:sz w:val="18"/>
         </w:rPr>
-        <w:t xml:space="preserve">"Two stones begin to fall from rest from the same height, with the second stone starting to fall ' Δ t ' seconds after the first falls..."  </w:t>
+        <w:t xml:space="preserve">"A body is moving along a straight line with initial velocity v_(0) . Its acceleration a is constant. After t seconds, its velocity bec..."  </w:t>
       </w:r>
       <w:r>
         <w:rPr>
@@ -875,13 +875,13 @@
           <w:b/>
           <w:sz w:val="18"/>
         </w:rPr>
-        <w:t xml:space="preserve">[2023 Shift] Q#4 (MCQ): </w:t>
+        <w:t xml:space="preserve">[2025 Shift] Q#3 (MCQ): </w:t>
       </w:r>
       <w:r>
         <w:rPr>
           <w:sz w:val="18"/>
         </w:rPr>
-        <w:t xml:space="preserve">"A body is moving along a straight line with initial velocity v_(0) . Its acceleration a is constant. After t seconds, its velocity bec..."  </w:t>
+        <w:t xml:space="preserve">"Two stones begin to fall from rest from the same height, with the second stone starting to fall ' Δ t ' seconds after the first falls..."  </w:t>
       </w:r>
       <w:r>
         <w:rPr>

--- a/dist/exports/kcet-motion-in-a-straight-line_revision_notes.docx
+++ b/dist/exports/kcet-motion-in-a-straight-line_revision_notes.docx
@@ -189,7 +189,7 @@
                 <w:color w:val="2D3748"/>
                 <w:sz w:val="19"/>
               </w:rPr>
-              <w:t>Velocity-Time &amp; Position-Time Graphs</w:t>
+              <w:t>Uniformly Accelerated Rectilinear Motion &amp; Stopping Distance</w:t>
             </w:r>
           </w:p>
         </w:tc>
@@ -209,7 +209,7 @@
               <w:rPr>
                 <w:sz w:val="19"/>
               </w:rPr>
-              <w:t>7 PYQs</w:t>
+              <w:t>6 PYQs</w:t>
             </w:r>
           </w:p>
         </w:tc>
@@ -230,7 +230,7 @@
                 <w:color w:val="718096"/>
                 <w:sz w:val="19"/>
               </w:rPr>
-              <w:t>Graphical Analysis</w:t>
+              <w:t>1D Kinematics</w:t>
             </w:r>
           </w:p>
         </w:tc>
@@ -276,7 +276,7 @@
                 <w:color w:val="2D3748"/>
                 <w:sz w:val="19"/>
               </w:rPr>
-              <w:t>Kinematic Equations &amp; Free Fall</w:t>
+              <w:t>Motion Under Gravity &amp; Kinematic Graphs</w:t>
             </w:r>
           </w:p>
         </w:tc>
@@ -296,7 +296,7 @@
               <w:rPr>
                 <w:sz w:val="19"/>
               </w:rPr>
-              <w:t>4 PYQs</w:t>
+              <w:t>5 PYQs</w:t>
             </w:r>
           </w:p>
         </w:tc>
@@ -317,7 +317,7 @@
                 <w:color w:val="718096"/>
                 <w:sz w:val="19"/>
               </w:rPr>
-              <w:t>Kinematics</w:t>
+              <w:t>Gravity &amp; Graphs</w:t>
             </w:r>
           </w:p>
         </w:tc>
@@ -417,7 +417,7 @@
                 <w:color w:val="1A365D"/>
                 <w:sz w:val="19"/>
               </w:rPr>
-              <w:t>Velocity-Time &amp; Position-Time Graphs</w:t>
+              <w:t>Uniformly Accelerated Rectilinear Motion &amp; Stopping Distance</w:t>
             </w:r>
           </w:p>
         </w:tc>
@@ -439,7 +439,7 @@
                 <w:color w:val="2D3748"/>
                 <w:sz w:val="19"/>
               </w:rPr>
-              <w:t>v = \frac{dx}{dt}, \quad a = \frac{dv}{dt} = v\frac{dv}{dx}, \quad \text{Displacement} = \int v\,dt</w:t>
+              <w:t>v^2 = u^2 + 2as, \quad S_n = u + \frac{a}{2}(2n-1), \quad d_{\text{stop}} = \frac{u^2}{2a}</w:t>
             </w:r>
           </w:p>
         </w:tc>
@@ -463,7 +463,7 @@
                 <w:color w:val="1A365D"/>
                 <w:sz w:val="19"/>
               </w:rPr>
-              <w:t>Kinematic Equations &amp; Free Fall</w:t>
+              <w:t>Motion Under Gravity &amp; Kinematic Graphs</w:t>
             </w:r>
           </w:p>
         </w:tc>
@@ -485,7 +485,7 @@
                 <w:color w:val="2D3748"/>
                 <w:sz w:val="19"/>
               </w:rPr>
-              <w:t>v = u + at, \quad s = ut + \frac{1}{2}at^2, \quad v^2 = u^2 + 2as, \quad s_n = u + \frac{a}{2}(2n - 1)</w:t>
+              <w:t>H_{\max} = \frac{u^2}{2g}, \quad T_{\text{total}} = \frac{2u}{g}, \quad \text{Area under } v-t = \text{Displacement}</w:t>
             </w:r>
           </w:p>
         </w:tc>
@@ -517,7 +517,7 @@
           <w:color w:val="2B6CB0"/>
           <w:sz w:val="24"/>
         </w:rPr>
-        <w:t>3.1 Velocity-Time &amp; Position-Time Graphs (Moderate Yield — 7 PYQs)</w:t>
+        <w:t>3.1 Uniformly Accelerated Rectilinear Motion &amp; Stopping Distance (Moderate Yield — 6 PYQs)</w:t>
       </w:r>
     </w:p>
     <w:p>
@@ -532,7 +532,7 @@
         <w:rPr>
           <w:sz w:val="20"/>
         </w:rPr>
-        <w:t>Interpretation of motion curves: slope of x-t is velocity, slope of v-t is acceleration, area under v-t is displacement.</w:t>
+        <w:t>Equations of motion for constant acceleration. Distance covered in n-th second S_n = u + (a / 2)(2n-1). Stopping distance d_s = (u^2 / 2a) \propto u^2.</w:t>
       </w:r>
     </w:p>
     <w:tbl>
@@ -570,7 +570,7 @@
                 <w:color w:val="2D3748"/>
                 <w:sz w:val="19"/>
               </w:rPr>
-              <w:t>Area under speed-time curve gives distance (always positive), while area under velocity-time curve gives displacement.</w:t>
+              <w:t>Stopping distance is proportional to u^2, NOT u. Doubling the vehicle speed quadruples the stopping distance!</w:t>
             </w:r>
           </w:p>
         </w:tc>
@@ -611,215 +611,7 @@
                 <w:color w:val="2D3748"/>
                 <w:sz w:val="19"/>
               </w:rPr>
-              <w:t>When a is given as a function of x, use a = v(dv / dx) rather than (dv / dt).</w:t>
-            </w:r>
-          </w:p>
-        </w:tc>
-      </w:tr>
-    </w:tbl>
-    <w:p>
-      <w:pPr>
-        <w:spacing w:before="120" w:after="40"/>
-      </w:pPr>
-      <w:r>
-        <w:rPr>
-          <w:b/>
-          <w:color w:val="1A365D"/>
-          <w:sz w:val="19"/>
-        </w:rPr>
-        <w:t>Source PYQs testing this concept:</w:t>
-      </w:r>
-    </w:p>
-    <w:p>
-      <w:pPr>
-        <w:pStyle w:val="ListBullet"/>
-        <w:spacing w:after="40"/>
-      </w:pPr>
-      <w:r>
-        <w:rPr>
-          <w:b/>
-          <w:sz w:val="18"/>
-        </w:rPr>
-        <w:t xml:space="preserve">[2026 Shift] Q#1 (MCQ): </w:t>
-      </w:r>
-      <w:r>
-        <w:rPr>
-          <w:sz w:val="18"/>
-        </w:rPr>
-        <w:t xml:space="preserve">"The velocity of a particle moving along x -axis is given as V=x^2-5x+4 (in m/s) where x denotes the x -coordinate of the particle ..."  </w:t>
-      </w:r>
-      <w:r>
-        <w:rPr>
-          <w:b/>
-          <w:color w:val="2B6CB0"/>
-          <w:sz w:val="18"/>
-        </w:rPr>
-        <w:t>[Ans: C]</w:t>
-      </w:r>
-    </w:p>
-    <w:p>
-      <w:pPr>
-        <w:pStyle w:val="ListBullet"/>
-        <w:spacing w:after="40"/>
-      </w:pPr>
-      <w:r>
-        <w:rPr>
-          <w:b/>
-          <w:sz w:val="18"/>
-        </w:rPr>
-        <w:t xml:space="preserve">[2023 Shift] Q#4 (MCQ): </w:t>
-      </w:r>
-      <w:r>
-        <w:rPr>
-          <w:sz w:val="18"/>
-        </w:rPr>
-        <w:t xml:space="preserve">"A body is moving along a straight line with initial velocity v_(0) . Its acceleration a is constant. After t seconds, its velocity bec..."  </w:t>
-      </w:r>
-      <w:r>
-        <w:rPr>
-          <w:b/>
-          <w:color w:val="2B6CB0"/>
-          <w:sz w:val="18"/>
-        </w:rPr>
-        <w:t>[Ans: N/A]</w:t>
-      </w:r>
-    </w:p>
-    <w:p>
-      <w:pPr>
-        <w:pStyle w:val="ListBullet"/>
-        <w:spacing w:after="40"/>
-      </w:pPr>
-      <w:r>
-        <w:rPr>
-          <w:b/>
-          <w:sz w:val="18"/>
-        </w:rPr>
-        <w:t xml:space="preserve">[2022 Shift] Q#1 (MCQ): </w:t>
-      </w:r>
-      <w:r>
-        <w:rPr>
-          <w:sz w:val="18"/>
-        </w:rPr>
-        <w:t xml:space="preserve">"The displacement x (in m ) of a particle of mass m (in kg ) moving in one dimension under the action of a force, is related to time ..."  </w:t>
-      </w:r>
-      <w:r>
-        <w:rPr>
-          <w:b/>
-          <w:color w:val="2B6CB0"/>
-          <w:sz w:val="18"/>
-        </w:rPr>
-        <w:t>[Ans: N/A]</w:t>
-      </w:r>
-    </w:p>
-    <w:p>
-      <w:pPr>
-        <w:spacing w:after="120"/>
-      </w:pPr>
-    </w:p>
-    <w:p>
-      <w:pPr>
-        <w:pStyle w:val="Heading2"/>
-      </w:pPr>
-      <w:r>
-        <w:rPr>
-          <w:color w:val="2B6CB0"/>
-          <w:sz w:val="24"/>
-        </w:rPr>
-        <w:t>3.2 Kinematic Equations &amp; Free Fall (Moderate Yield — 4 PYQs)</w:t>
-      </w:r>
-    </w:p>
-    <w:p>
-      <w:r>
-        <w:rPr>
-          <w:b/>
-          <w:sz w:val="20"/>
-        </w:rPr>
-        <w:t xml:space="preserve">Core Principle: </w:t>
-      </w:r>
-      <w:r>
-        <w:rPr>
-          <w:sz w:val="20"/>
-        </w:rPr>
-        <w:t>Uniformly accelerated rectilinear motion, vertical motion under gravity, and displacement in the nth second.</w:t>
-      </w:r>
-    </w:p>
-    <w:tbl>
-      <w:tblPr>
-        <w:tblW w:type="auto" w:w="0"/>
-        <w:jc w:val="center"/>
-        <w:tblLook w:firstColumn="1" w:firstRow="1" w:lastColumn="0" w:lastRow="0" w:noHBand="0" w:noVBand="1" w:val="04A0"/>
-      </w:tblPr>
-      <w:tblGrid>
-        <w:gridCol w:w="10080"/>
-      </w:tblGrid>
-      <w:tr>
-        <w:tc>
-          <w:tcPr>
-            <w:tcW w:type="dxa" w:w="10080"/>
-            <w:shd w:fill="FFF5F5"/>
-            <w:tcMar>
-              <w:top w:w="100" w:type="dxa"/>
-              <w:bottom w:w="100" w:type="dxa"/>
-              <w:left w:w="150" w:type="dxa"/>
-              <w:right w:w="150" w:type="dxa"/>
-            </w:tcMar>
-          </w:tcPr>
-          <w:p>
-            <w:r>
-              <w:rPr>
-                <w:b/>
-                <w:color w:val="C53030"/>
-                <w:sz w:val="19"/>
-              </w:rPr>
-              <w:t xml:space="preserve">⚠️ Common Trap / JEE Pitfall: </w:t>
-            </w:r>
-            <w:r>
-              <w:rPr>
-                <w:color w:val="2D3748"/>
-                <w:sz w:val="19"/>
-              </w:rPr>
-              <w:t>Assign a consistent sign convention (e.g. upward positive, downward negative) at the beginning of problem solving.</w:t>
-            </w:r>
-          </w:p>
-        </w:tc>
-      </w:tr>
-    </w:tbl>
-    <w:tbl>
-      <w:tblPr>
-        <w:tblW w:type="auto" w:w="0"/>
-        <w:jc w:val="center"/>
-        <w:tblLook w:firstColumn="1" w:firstRow="1" w:lastColumn="0" w:lastRow="0" w:noHBand="0" w:noVBand="1" w:val="04A0"/>
-      </w:tblPr>
-      <w:tblGrid>
-        <w:gridCol w:w="10080"/>
-      </w:tblGrid>
-      <w:tr>
-        <w:tc>
-          <w:tcPr>
-            <w:tcW w:type="dxa" w:w="10080"/>
-            <w:shd w:fill="F0FFF4"/>
-            <w:tcMar>
-              <w:top w:w="100" w:type="dxa"/>
-              <w:bottom w:w="100" w:type="dxa"/>
-              <w:left w:w="150" w:type="dxa"/>
-              <w:right w:w="150" w:type="dxa"/>
-            </w:tcMar>
-          </w:tcPr>
-          <w:p>
-            <w:r>
-              <w:rPr>
-                <w:b/>
-                <w:color w:val="276749"/>
-                <w:sz w:val="19"/>
-              </w:rPr>
-              <w:t xml:space="preserve">💡 Speed Hack / Trick: </w:t>
-            </w:r>
-            <w:r>
-              <w:rPr>
-                <w:color w:val="2D3748"/>
-                <w:sz w:val="19"/>
-              </w:rPr>
-              <w:t>Stopping distance d \propto u^2. For an object dropped from rest, distance ratio in successive seconds is 1 : 3 : 5 : 7 (Galileo's odd numbers).</w:t>
+              <w:t>For a body starting from rest with uniform acceleration, distances travelled in successive equal time intervals are in the ratio 1 : 3 : 5 : 7 : ... (Galileo's odd number ratio).</w:t>
             </w:r>
           </w:p>
         </w:tc>
@@ -902,13 +694,221 @@
           <w:b/>
           <w:sz w:val="18"/>
         </w:rPr>
-        <w:t xml:space="preserve">[2020 Shift] Q#4 (MCQ): </w:t>
+        <w:t xml:space="preserve">[2023 Shift] Q#4 (MCQ): </w:t>
       </w:r>
       <w:r>
         <w:rPr>
           <w:sz w:val="18"/>
         </w:rPr>
-        <w:t xml:space="preserve">"At a metro station, a girl walks up a stationary escalator in 20s . If she remains stationary on the escalator, then the escalator take he..."  </w:t>
+        <w:t xml:space="preserve">"A body is moving along a straight line with initial velocity v_(0) . Its acceleration a is constant. After t seconds, its velocity bec..."  </w:t>
+      </w:r>
+      <w:r>
+        <w:rPr>
+          <w:b/>
+          <w:color w:val="2B6CB0"/>
+          <w:sz w:val="18"/>
+        </w:rPr>
+        <w:t>[Ans: N/A]</w:t>
+      </w:r>
+    </w:p>
+    <w:p>
+      <w:pPr>
+        <w:spacing w:after="120"/>
+      </w:pPr>
+    </w:p>
+    <w:p>
+      <w:pPr>
+        <w:pStyle w:val="Heading2"/>
+      </w:pPr>
+      <w:r>
+        <w:rPr>
+          <w:color w:val="2B6CB0"/>
+          <w:sz w:val="24"/>
+        </w:rPr>
+        <w:t>3.2 Motion Under Gravity &amp; Kinematic Graphs (Moderate Yield — 5 PYQs)</w:t>
+      </w:r>
+    </w:p>
+    <w:p>
+      <w:r>
+        <w:rPr>
+          <w:b/>
+          <w:sz w:val="20"/>
+        </w:rPr>
+        <w:t xml:space="preserve">Core Principle: </w:t>
+      </w:r>
+      <w:r>
+        <w:rPr>
+          <w:sz w:val="20"/>
+        </w:rPr>
+        <w:t>Vertical motion under gravity: Maximum height H = (u^2 / 2g), time of flight T = (2u / g), striking speed v = √(2gh). Slope of x-t curve gives velocity; slope of v-t curve gives acceleration; area under v-t curve gives displacement.</w:t>
+      </w:r>
+    </w:p>
+    <w:tbl>
+      <w:tblPr>
+        <w:tblW w:type="auto" w:w="0"/>
+        <w:jc w:val="center"/>
+        <w:tblLook w:firstColumn="1" w:firstRow="1" w:lastColumn="0" w:lastRow="0" w:noHBand="0" w:noVBand="1" w:val="04A0"/>
+      </w:tblPr>
+      <w:tblGrid>
+        <w:gridCol w:w="10080"/>
+      </w:tblGrid>
+      <w:tr>
+        <w:tc>
+          <w:tcPr>
+            <w:tcW w:type="dxa" w:w="10080"/>
+            <w:shd w:fill="FFF5F5"/>
+            <w:tcMar>
+              <w:top w:w="100" w:type="dxa"/>
+              <w:bottom w:w="100" w:type="dxa"/>
+              <w:left w:w="150" w:type="dxa"/>
+              <w:right w:w="150" w:type="dxa"/>
+            </w:tcMar>
+          </w:tcPr>
+          <w:p>
+            <w:r>
+              <w:rPr>
+                <w:b/>
+                <w:color w:val="C53030"/>
+                <w:sz w:val="19"/>
+              </w:rPr>
+              <w:t xml:space="preserve">⚠️ Common Trap / JEE Pitfall: </w:t>
+            </w:r>
+            <w:r>
+              <w:rPr>
+                <w:color w:val="2D3748"/>
+                <w:sz w:val="19"/>
+              </w:rPr>
+              <w:t>At maximum height, vertical velocity is momentarily zero, but acceleration is still g = 9.8 m/s^2 downwards!</w:t>
+            </w:r>
+          </w:p>
+        </w:tc>
+      </w:tr>
+    </w:tbl>
+    <w:tbl>
+      <w:tblPr>
+        <w:tblW w:type="auto" w:w="0"/>
+        <w:jc w:val="center"/>
+        <w:tblLook w:firstColumn="1" w:firstRow="1" w:lastColumn="0" w:lastRow="0" w:noHBand="0" w:noVBand="1" w:val="04A0"/>
+      </w:tblPr>
+      <w:tblGrid>
+        <w:gridCol w:w="10080"/>
+      </w:tblGrid>
+      <w:tr>
+        <w:tc>
+          <w:tcPr>
+            <w:tcW w:type="dxa" w:w="10080"/>
+            <w:shd w:fill="F0FFF4"/>
+            <w:tcMar>
+              <w:top w:w="100" w:type="dxa"/>
+              <w:bottom w:w="100" w:type="dxa"/>
+              <w:left w:w="150" w:type="dxa"/>
+              <w:right w:w="150" w:type="dxa"/>
+            </w:tcMar>
+          </w:tcPr>
+          <w:p>
+            <w:r>
+              <w:rPr>
+                <w:b/>
+                <w:color w:val="276749"/>
+                <w:sz w:val="19"/>
+              </w:rPr>
+              <w:t xml:space="preserve">💡 Speed Hack / Trick: </w:t>
+            </w:r>
+            <w:r>
+              <w:rPr>
+                <w:color w:val="2D3748"/>
+                <w:sz w:val="19"/>
+              </w:rPr>
+              <w:t>If a ball is dropped from height h and another is projected vertically downwards with speed u, the difference in their velocities remains constant.</w:t>
+            </w:r>
+          </w:p>
+        </w:tc>
+      </w:tr>
+    </w:tbl>
+    <w:p>
+      <w:pPr>
+        <w:spacing w:before="120" w:after="40"/>
+      </w:pPr>
+      <w:r>
+        <w:rPr>
+          <w:b/>
+          <w:color w:val="1A365D"/>
+          <w:sz w:val="19"/>
+        </w:rPr>
+        <w:t>Source PYQs testing this concept:</w:t>
+      </w:r>
+    </w:p>
+    <w:p>
+      <w:pPr>
+        <w:pStyle w:val="ListBullet"/>
+        <w:spacing w:after="40"/>
+      </w:pPr>
+      <w:r>
+        <w:rPr>
+          <w:b/>
+          <w:sz w:val="18"/>
+        </w:rPr>
+        <w:t xml:space="preserve">[2026 Shift] Q#1 (MCQ): </w:t>
+      </w:r>
+      <w:r>
+        <w:rPr>
+          <w:sz w:val="18"/>
+        </w:rPr>
+        <w:t xml:space="preserve">"The velocity of a particle moving along x -axis is given as V=x^2-5x+4 (in m/s) where x denotes the x -coordinate of the particle ..."  </w:t>
+      </w:r>
+      <w:r>
+        <w:rPr>
+          <w:b/>
+          <w:color w:val="2B6CB0"/>
+          <w:sz w:val="18"/>
+        </w:rPr>
+        <w:t>[Ans: C]</w:t>
+      </w:r>
+    </w:p>
+    <w:p>
+      <w:pPr>
+        <w:pStyle w:val="ListBullet"/>
+        <w:spacing w:after="40"/>
+      </w:pPr>
+      <w:r>
+        <w:rPr>
+          <w:b/>
+          <w:sz w:val="18"/>
+        </w:rPr>
+        <w:t xml:space="preserve">[2022 Shift] Q#1 (MCQ): </w:t>
+      </w:r>
+      <w:r>
+        <w:rPr>
+          <w:sz w:val="18"/>
+        </w:rPr>
+        <w:t xml:space="preserve">"The displacement x (in m ) of a particle of mass m (in kg ) moving in one dimension under the action of a force, is related to time ..."  </w:t>
+      </w:r>
+      <w:r>
+        <w:rPr>
+          <w:b/>
+          <w:color w:val="2B6CB0"/>
+          <w:sz w:val="18"/>
+        </w:rPr>
+        <w:t>[Ans: N/A]</w:t>
+      </w:r>
+    </w:p>
+    <w:p>
+      <w:pPr>
+        <w:pStyle w:val="ListBullet"/>
+        <w:spacing w:after="40"/>
+      </w:pPr>
+      <w:r>
+        <w:rPr>
+          <w:b/>
+          <w:sz w:val="18"/>
+        </w:rPr>
+        <w:t xml:space="preserve">[2021 Shift] Q#3 (MCQ): </w:t>
+      </w:r>
+      <w:r>
+        <w:rPr>
+          <w:sz w:val="18"/>
+        </w:rPr>
+        <w:t xml:space="preserve">"A particle starts from rest. Its acceleration a versus time t is shown in the figure. The maximum speed of the particle will be..."  </w:t>
       </w:r>
       <w:r>
         <w:rPr>
